--- a/各类表格/6.3 编制完整等保测评报告/素材3-2：前序项目测评记录表（模拟数据）.docx
+++ b/各类表格/6.3 编制完整等保测评报告/素材3-2：前序项目测评记录表（模拟数据）.docx
@@ -1876,7 +1876,7 @@
                 <w:bdr w:val="none" w:color="auto" w:sz="0" w:space="0"/>
                 <w:lang w:val="en-US" w:eastAsia="zh-CN" w:bidi="ar"/>
               </w:rPr>
-              <w:t>⚠️ 部分符合</w:t>
+              <w:t>❌ 不符合</w:t>
             </w:r>
           </w:p>
         </w:tc>
